--- a/en/scientists/CV/Word/Guliyeva_Aynur_CV_EN.docx
+++ b/en/scientists/CV/Word/Guliyeva_Aynur_CV_EN.docx
@@ -439,7 +439,7 @@
           <w:sz w:val="21"/>
           <w:szCs w:val="21"/>
         </w:rPr>
-        <w:t>Aynur Guliyeva is an associate professor at the University of Technology Tarbes Occitanie Pyrénées, where she has worked since January 2024. She received a PhD in chemistry of materials from the University of Orléans in 2016–2019, a Master 2 in polymers for advanced technologies from the University of Grenoble Alpes in 2015–2016, and a bachelor’s degree in chemistry from Baku State University in 2010–2014. She was a scientist at Lonza Capsugel in Colmar, a research engineer at PIMM, ENSAM in Paris, and a postdoctoral researcher at the University of Delaware. The CV lists 8 published articles.</w:t>
+        <w:t>Aynur Guliyeva is an associate professor at the University of Technology Tarbes Occitanie Pyrénées, where she has worked since January 2024. She received a PhD in chemistry of materials from the University of Orléans in 2016–2019, a Master 2 in polymers for advanced technologies from the University of Grenoble Alpes in 2015–2016, and a bachelor’s degree in chemistry from Baku State University in 2010–2014. She was a scientist at Lonza Capsugel in Colmar, a research engineer at PIMM, ENSAM in Paris, and a postdoctoral researcher at the University of Delaware. Published 8 articles.</w:t>
       </w:r>
     </w:p>
     <w:p>
@@ -1912,7 +1912,7 @@
                 <w:sz w:val="21"/>
                 <w:szCs w:val="21"/>
               </w:rPr>
-              <w:t>CV</w:t>
+              <w:t>Self-reported</w:t>
             </w:r>
           </w:p>
         </w:tc>
@@ -2016,7 +2016,7 @@
                 <w:sz w:val="21"/>
                 <w:szCs w:val="21"/>
               </w:rPr>
-              <w:t>CV</w:t>
+              <w:t>Self-reported</w:t>
             </w:r>
           </w:p>
         </w:tc>
@@ -2120,7 +2120,7 @@
                 <w:sz w:val="21"/>
                 <w:szCs w:val="21"/>
               </w:rPr>
-              <w:t>CV</w:t>
+              <w:t>Self-reported</w:t>
             </w:r>
           </w:p>
         </w:tc>
